--- a/dossier-conformite-2026/livrables/04_RGPD_IA_Act/RGPD-02_Information_conservation_violations.docx
+++ b/dossier-conformite-2026/livrables/04_RGPD_IA_Act/RGPD-02_Information_conservation_violations.docx
@@ -16,7 +16,7 @@
       <w:r>
         <w:rPr>
           <w:b/>
-          <w:color w:val="C9A94D"/>
+          <w:color w:val="8A6D1F"/>
           <w:sz w:val="28"/>
         </w:rPr>
         <w:t>Articles 13, 14, 33 et 34 du RGPD</w:t>
@@ -52,10 +52,11 @@
       </w:r>
       <w:r>
         <w:rPr>
-          <w:b w:val="0"/>
-          <w:highlight w:val="yellow"/>
+          <w:b/>
+          <w:i/>
+          <w:color w:val="8A6D1F"/>
         </w:rPr>
-        <w:t>[À COMPLÉTER : adresse du siège]</w:t>
+        <w:t>[À COMPLÉTER : adresse du siège si différente du lieu de formation]</w:t>
       </w:r>
       <w:r>
         <w:rPr>
@@ -65,10 +66,11 @@
       </w:r>
       <w:r>
         <w:rPr>
-          <w:b w:val="0"/>
-          <w:highlight w:val="yellow"/>
+          <w:b/>
+          <w:i/>
+          <w:color w:val="8A6D1F"/>
         </w:rPr>
-        <w:t>[À COMPLÉTER : adresse e-mail dédiée RGPD, ex. rgpd@…]</w:t>
+        <w:t>[À COMPLÉTER : e-mail dédié aux données personnelles]</w:t>
       </w:r>
       <w:r>
         <w:rPr>
@@ -190,10 +192,11 @@
       </w:r>
       <w:r>
         <w:rPr>
-          <w:b w:val="0"/>
-          <w:highlight w:val="yellow"/>
+          <w:b/>
+          <w:i/>
+          <w:color w:val="8A6D1F"/>
         </w:rPr>
-        <w:t>[À COMPLÉTER : adresse e-mail dédiée RGPD, ex. rgpd@…]</w:t>
+        <w:t>[À COMPLÉTER : e-mail dédié aux données personnelles]</w:t>
       </w:r>
       <w:r>
         <w:rPr>
@@ -280,6 +283,9 @@
         </w:tc>
       </w:tr>
       <w:tr>
+        <w:trPr>
+          <w:cantSplit w:val="true"/>
+        </w:trPr>
         <w:tc>
           <w:tcPr>
             <w:tcW w:type="dxa" w:w="3402"/>
@@ -327,10 +333,13 @@
         </w:tc>
       </w:tr>
       <w:tr>
+        <w:trPr>
+          <w:cantSplit w:val="true"/>
+        </w:trPr>
         <w:tc>
           <w:tcPr>
             <w:tcW w:type="dxa" w:w="3402"/>
-            <w:shd w:val="clear" w:color="auto" w:fill="F2F2F2"/>
+            <w:shd w:val="clear" w:color="auto" w:fill="E8EEF7"/>
           </w:tcPr>
           <w:p>
             <w:r/>
@@ -346,7 +355,7 @@
         <w:tc>
           <w:tcPr>
             <w:tcW w:type="dxa" w:w="2835"/>
-            <w:shd w:val="clear" w:color="auto" w:fill="F2F2F2"/>
+            <w:shd w:val="clear" w:color="auto" w:fill="E8EEF7"/>
           </w:tcPr>
           <w:p>
             <w:r/>
@@ -359,9 +368,10 @@
             </w:r>
             <w:r>
               <w:rPr>
-                <w:b w:val="0"/>
+                <w:b/>
+                <w:i/>
+                <w:color w:val="8A6D1F"/>
                 <w:sz w:val="22"/>
-                <w:highlight w:val="yellow"/>
               </w:rPr>
               <w:t>[À VÉRIFIER : durée plus longue si financement FSE+ ou exigence du financeur]</w:t>
             </w:r>
@@ -370,7 +380,7 @@
         <w:tc>
           <w:tcPr>
             <w:tcW w:type="dxa" w:w="3402"/>
-            <w:shd w:val="clear" w:color="auto" w:fill="F2F2F2"/>
+            <w:shd w:val="clear" w:color="auto" w:fill="E8EEF7"/>
           </w:tcPr>
           <w:p>
             <w:r/>
@@ -385,6 +395,9 @@
         </w:tc>
       </w:tr>
       <w:tr>
+        <w:trPr>
+          <w:cantSplit w:val="true"/>
+        </w:trPr>
         <w:tc>
           <w:tcPr>
             <w:tcW w:type="dxa" w:w="3402"/>
@@ -432,10 +445,13 @@
         </w:tc>
       </w:tr>
       <w:tr>
+        <w:trPr>
+          <w:cantSplit w:val="true"/>
+        </w:trPr>
         <w:tc>
           <w:tcPr>
             <w:tcW w:type="dxa" w:w="3402"/>
-            <w:shd w:val="clear" w:color="auto" w:fill="F2F2F2"/>
+            <w:shd w:val="clear" w:color="auto" w:fill="E8EEF7"/>
           </w:tcPr>
           <w:p>
             <w:r/>
@@ -451,7 +467,7 @@
         <w:tc>
           <w:tcPr>
             <w:tcW w:type="dxa" w:w="2835"/>
-            <w:shd w:val="clear" w:color="auto" w:fill="F2F2F2"/>
+            <w:shd w:val="clear" w:color="auto" w:fill="E8EEF7"/>
           </w:tcPr>
           <w:p>
             <w:r/>
@@ -467,7 +483,7 @@
         <w:tc>
           <w:tcPr>
             <w:tcW w:type="dxa" w:w="3402"/>
-            <w:shd w:val="clear" w:color="auto" w:fill="F2F2F2"/>
+            <w:shd w:val="clear" w:color="auto" w:fill="E8EEF7"/>
           </w:tcPr>
           <w:p>
             <w:r/>
@@ -482,6 +498,9 @@
         </w:tc>
       </w:tr>
       <w:tr>
+        <w:trPr>
+          <w:cantSplit w:val="true"/>
+        </w:trPr>
         <w:tc>
           <w:tcPr>
             <w:tcW w:type="dxa" w:w="3402"/>
@@ -529,10 +548,13 @@
         </w:tc>
       </w:tr>
       <w:tr>
+        <w:trPr>
+          <w:cantSplit w:val="true"/>
+        </w:trPr>
         <w:tc>
           <w:tcPr>
             <w:tcW w:type="dxa" w:w="3402"/>
-            <w:shd w:val="clear" w:color="auto" w:fill="F2F2F2"/>
+            <w:shd w:val="clear" w:color="auto" w:fill="E8EEF7"/>
           </w:tcPr>
           <w:p>
             <w:r/>
@@ -548,7 +570,7 @@
         <w:tc>
           <w:tcPr>
             <w:tcW w:type="dxa" w:w="2835"/>
-            <w:shd w:val="clear" w:color="auto" w:fill="F2F2F2"/>
+            <w:shd w:val="clear" w:color="auto" w:fill="E8EEF7"/>
           </w:tcPr>
           <w:p>
             <w:r/>
@@ -564,7 +586,7 @@
         <w:tc>
           <w:tcPr>
             <w:tcW w:type="dxa" w:w="3402"/>
-            <w:shd w:val="clear" w:color="auto" w:fill="F2F2F2"/>
+            <w:shd w:val="clear" w:color="auto" w:fill="E8EEF7"/>
           </w:tcPr>
           <w:p>
             <w:r/>
@@ -579,6 +601,9 @@
         </w:tc>
       </w:tr>
       <w:tr>
+        <w:trPr>
+          <w:cantSplit w:val="true"/>
+        </w:trPr>
         <w:tc>
           <w:tcPr>
             <w:tcW w:type="dxa" w:w="3402"/>
@@ -637,8 +662,15 @@
     </w:p>
     <w:p>
       <w:pPr>
-        <w:pStyle w:val="ListNumber"/>
+        <w:ind w:left="454" w:hanging="454"/>
       </w:pPr>
+      <w:r>
+        <w:rPr>
+          <w:b/>
+          <w:color w:val="1B3A6B"/>
+        </w:rPr>
+        <w:t xml:space="preserve">1.  </w:t>
+      </w:r>
       <w:r>
         <w:rPr>
           <w:b w:val="0"/>
@@ -648,8 +680,15 @@
     </w:p>
     <w:p>
       <w:pPr>
-        <w:pStyle w:val="ListNumber"/>
+        <w:ind w:left="454" w:hanging="454"/>
       </w:pPr>
+      <w:r>
+        <w:rPr>
+          <w:b/>
+          <w:color w:val="1B3A6B"/>
+        </w:rPr>
+        <w:t xml:space="preserve">2.  </w:t>
+      </w:r>
       <w:r>
         <w:rPr>
           <w:b w:val="0"/>
@@ -659,8 +698,15 @@
     </w:p>
     <w:p>
       <w:pPr>
-        <w:pStyle w:val="ListNumber"/>
+        <w:ind w:left="454" w:hanging="454"/>
       </w:pPr>
+      <w:r>
+        <w:rPr>
+          <w:b/>
+          <w:color w:val="1B3A6B"/>
+        </w:rPr>
+        <w:t xml:space="preserve">3.  </w:t>
+      </w:r>
       <w:r>
         <w:rPr>
           <w:b w:val="0"/>
@@ -670,8 +716,15 @@
     </w:p>
     <w:p>
       <w:pPr>
-        <w:pStyle w:val="ListNumber"/>
+        <w:ind w:left="454" w:hanging="454"/>
       </w:pPr>
+      <w:r>
+        <w:rPr>
+          <w:b/>
+          <w:color w:val="1B3A6B"/>
+        </w:rPr>
+        <w:t xml:space="preserve">4.  </w:t>
+      </w:r>
       <w:r>
         <w:rPr>
           <w:b w:val="0"/>
@@ -681,8 +734,15 @@
     </w:p>
     <w:p>
       <w:pPr>
-        <w:pStyle w:val="ListNumber"/>
+        <w:ind w:left="454" w:hanging="454"/>
       </w:pPr>
+      <w:r>
+        <w:rPr>
+          <w:b/>
+          <w:color w:val="1B3A6B"/>
+        </w:rPr>
+        <w:t xml:space="preserve">5.  </w:t>
+      </w:r>
       <w:r>
         <w:rPr>
           <w:b w:val="0"/>
@@ -692,8 +752,15 @@
     </w:p>
     <w:p>
       <w:pPr>
-        <w:pStyle w:val="ListNumber"/>
+        <w:ind w:left="454" w:hanging="454"/>
       </w:pPr>
+      <w:r>
+        <w:rPr>
+          <w:b/>
+          <w:color w:val="1B3A6B"/>
+        </w:rPr>
+        <w:t xml:space="preserve">6.  </w:t>
+      </w:r>
       <w:r>
         <w:rPr>
           <w:b w:val="0"/>
@@ -825,6 +892,9 @@
         </w:tc>
       </w:tr>
       <w:tr>
+        <w:trPr>
+          <w:cantSplit w:val="true"/>
+        </w:trPr>
         <w:tc>
           <w:tcPr>
             <w:tcW w:type="dxa" w:w="1134"/>
@@ -875,10 +945,13 @@
         </w:tc>
       </w:tr>
       <w:tr>
+        <w:trPr>
+          <w:cantSplit w:val="true"/>
+        </w:trPr>
         <w:tc>
           <w:tcPr>
             <w:tcW w:type="dxa" w:w="1134"/>
-            <w:shd w:val="clear" w:color="auto" w:fill="F2F2F2"/>
+            <w:shd w:val="clear" w:color="auto" w:fill="E8EEF7"/>
           </w:tcPr>
           <w:p>
             <w:r/>
@@ -887,7 +960,7 @@
         <w:tc>
           <w:tcPr>
             <w:tcW w:type="dxa" w:w="1701"/>
-            <w:shd w:val="clear" w:color="auto" w:fill="F2F2F2"/>
+            <w:shd w:val="clear" w:color="auto" w:fill="E8EEF7"/>
           </w:tcPr>
           <w:p>
             <w:r/>
@@ -896,7 +969,7 @@
         <w:tc>
           <w:tcPr>
             <w:tcW w:type="dxa" w:w="1984"/>
-            <w:shd w:val="clear" w:color="auto" w:fill="F2F2F2"/>
+            <w:shd w:val="clear" w:color="auto" w:fill="E8EEF7"/>
           </w:tcPr>
           <w:p>
             <w:r/>
@@ -905,7 +978,7 @@
         <w:tc>
           <w:tcPr>
             <w:tcW w:type="dxa" w:w="1020"/>
-            <w:shd w:val="clear" w:color="auto" w:fill="F2F2F2"/>
+            <w:shd w:val="clear" w:color="auto" w:fill="E8EEF7"/>
           </w:tcPr>
           <w:p>
             <w:r/>
@@ -914,7 +987,7 @@
         <w:tc>
           <w:tcPr>
             <w:tcW w:type="dxa" w:w="1814"/>
-            <w:shd w:val="clear" w:color="auto" w:fill="F2F2F2"/>
+            <w:shd w:val="clear" w:color="auto" w:fill="E8EEF7"/>
           </w:tcPr>
           <w:p>
             <w:r/>
@@ -923,7 +996,7 @@
         <w:tc>
           <w:tcPr>
             <w:tcW w:type="dxa" w:w="1984"/>
-            <w:shd w:val="clear" w:color="auto" w:fill="F2F2F2"/>
+            <w:shd w:val="clear" w:color="auto" w:fill="E8EEF7"/>
           </w:tcPr>
           <w:p>
             <w:r/>
@@ -931,6 +1004,9 @@
         </w:tc>
       </w:tr>
       <w:tr>
+        <w:trPr>
+          <w:cantSplit w:val="true"/>
+        </w:trPr>
         <w:tc>
           <w:tcPr>
             <w:tcW w:type="dxa" w:w="1134"/>
@@ -981,10 +1057,13 @@
         </w:tc>
       </w:tr>
       <w:tr>
+        <w:trPr>
+          <w:cantSplit w:val="true"/>
+        </w:trPr>
         <w:tc>
           <w:tcPr>
             <w:tcW w:type="dxa" w:w="1134"/>
-            <w:shd w:val="clear" w:color="auto" w:fill="F2F2F2"/>
+            <w:shd w:val="clear" w:color="auto" w:fill="E8EEF7"/>
           </w:tcPr>
           <w:p>
             <w:r/>
@@ -993,7 +1072,7 @@
         <w:tc>
           <w:tcPr>
             <w:tcW w:type="dxa" w:w="1701"/>
-            <w:shd w:val="clear" w:color="auto" w:fill="F2F2F2"/>
+            <w:shd w:val="clear" w:color="auto" w:fill="E8EEF7"/>
           </w:tcPr>
           <w:p>
             <w:r/>
@@ -1002,7 +1081,7 @@
         <w:tc>
           <w:tcPr>
             <w:tcW w:type="dxa" w:w="1984"/>
-            <w:shd w:val="clear" w:color="auto" w:fill="F2F2F2"/>
+            <w:shd w:val="clear" w:color="auto" w:fill="E8EEF7"/>
           </w:tcPr>
           <w:p>
             <w:r/>
@@ -1011,7 +1090,7 @@
         <w:tc>
           <w:tcPr>
             <w:tcW w:type="dxa" w:w="1020"/>
-            <w:shd w:val="clear" w:color="auto" w:fill="F2F2F2"/>
+            <w:shd w:val="clear" w:color="auto" w:fill="E8EEF7"/>
           </w:tcPr>
           <w:p>
             <w:r/>
@@ -1020,7 +1099,7 @@
         <w:tc>
           <w:tcPr>
             <w:tcW w:type="dxa" w:w="1814"/>
-            <w:shd w:val="clear" w:color="auto" w:fill="F2F2F2"/>
+            <w:shd w:val="clear" w:color="auto" w:fill="E8EEF7"/>
           </w:tcPr>
           <w:p>
             <w:r/>
@@ -1029,7 +1108,7 @@
         <w:tc>
           <w:tcPr>
             <w:tcW w:type="dxa" w:w="1984"/>
-            <w:shd w:val="clear" w:color="auto" w:fill="F2F2F2"/>
+            <w:shd w:val="clear" w:color="auto" w:fill="E8EEF7"/>
           </w:tcPr>
           <w:p>
             <w:r/>
@@ -1075,12 +1154,14 @@
     </w:pPr>
     <w:r>
       <w:rPr>
+        <w:color w:val="1B3A6B"/>
         <w:sz w:val="18"/>
       </w:rPr>
-      <w:t xml:space="preserve">RGPD-02  —  YEBA FORMATIONS — SIRET 814 622 262 00032 — Version 2026-10 — Page </w:t>
+      <w:t xml:space="preserve">RGPD-02   |   YEBA FORMATIONS — SIRET 814 622 262 00032 — Version 2026-10   |   Page </w:t>
     </w:r>
     <w:r>
       <w:rPr>
+        <w:color w:val="1B3A6B"/>
         <w:sz w:val="18"/>
       </w:rPr>
       <w:fldChar w:fldCharType="begin"/>
@@ -1100,7 +1181,7 @@
     <w:r>
       <w:drawing>
         <wp:inline xmlns:a="http://schemas.openxmlformats.org/drawingml/2006/main" xmlns:pic="http://schemas.openxmlformats.org/drawingml/2006/picture">
-          <wp:extent cx="676510" cy="576000"/>
+          <wp:extent cx="634228" cy="540000"/>
           <wp:docPr id="1" name="Picture 1"/>
           <wp:cNvGraphicFramePr>
             <a:graphicFrameLocks noChangeAspect="1"/>
@@ -1121,7 +1202,7 @@
                 <pic:spPr>
                   <a:xfrm>
                     <a:off x="0" y="0"/>
-                    <a:ext cx="676510" cy="576000"/>
+                    <a:ext cx="634228" cy="540000"/>
                   </a:xfrm>
                   <a:prstGeom prst="rect"/>
                 </pic:spPr>
@@ -1133,10 +1214,11 @@
     </w:r>
     <w:r>
       <w:rPr>
+        <w:b/>
         <w:color w:val="1B3A6B"/>
         <w:sz w:val="18"/>
       </w:rPr>
-      <w:t xml:space="preserve">    YEBA FORMATIONS  |  NDA 04973676397  |  Qualiopi 25FOR02027.1</w:t>
+      <w:t xml:space="preserve">     YEBA FORMATIONS   |   NDA 04973676397   |   Qualiopi 25FOR02027.1</w:t>
     </w:r>
   </w:p>
 </w:hdr>
@@ -1623,8 +1705,8 @@
       <w:rFonts w:asciiTheme="majorHAnsi" w:eastAsiaTheme="majorEastAsia" w:hAnsiTheme="majorHAnsi" w:cstheme="majorBidi" w:ascii="Arial" w:hAnsi="Arial"/>
       <w:b/>
       <w:bCs/>
-      <w:color w:val="C9A94D"/>
-      <w:sz w:val="26"/>
+      <w:color w:val="8A6D1F"/>
+      <w:sz w:val="28"/>
     </w:rPr>
   </w:style>
   <w:style w:type="paragraph" w:styleId="Heading4">
@@ -2042,6 +2124,10 @@
       </w:numPr>
       <w:contextualSpacing/>
     </w:pPr>
+    <w:rPr>
+      <w:rFonts w:ascii="Arial" w:hAnsi="Arial"/>
+      <w:sz w:val="24"/>
+    </w:rPr>
   </w:style>
   <w:style w:type="paragraph" w:styleId="ListBullet2">
     <w:name w:val="List Bullet 2"/>
@@ -2081,6 +2167,10 @@
       </w:numPr>
       <w:contextualSpacing/>
     </w:pPr>
+    <w:rPr>
+      <w:rFonts w:ascii="Arial" w:hAnsi="Arial"/>
+      <w:sz w:val="24"/>
+    </w:rPr>
   </w:style>
   <w:style w:type="paragraph" w:styleId="ListNumber2">
     <w:name w:val="List Number 2"/>
